--- a/Документация/Имена.docx
+++ b/Документация/Имена.docx
@@ -3068,38 +3068,728 @@
       </w:r>
     </w:p>
     <w:p/>
+    <w:p>
+      <w:proofErr w:type="spellStart"/>
+      <w:r>
+        <w:rPr>
+          <w:b/>
+          <w:bCs/>
+        </w:rPr>
+        <w:t>Esperanza</w:t>
+      </w:r>
+      <w:proofErr w:type="spellEnd"/>
+      <w:r>
+        <w:rPr>
+          <w:b/>
+          <w:bCs/>
+        </w:rPr>
+        <w:t xml:space="preserve"> (Эсперанса)</w:t>
+      </w:r>
+      <w:r>
+        <w:rPr>
+          <w:b/>
+          <w:bCs/>
+        </w:rPr>
+        <w:t xml:space="preserve"> </w:t>
+      </w:r>
+      <w:r>
+        <w:t>женское, Надежда</w:t>
+      </w:r>
+    </w:p>
+    <w:p>
+      <w:r>
+        <w:br w:type="page"/>
+      </w:r>
+    </w:p>
+    <w:p>
+      <w:pPr>
+        <w:rPr>
+          <w:b/>
+          <w:bCs/>
+        </w:rPr>
+      </w:pPr>
+      <w:r>
+        <w:rPr>
+          <w:b/>
+          <w:bCs/>
+        </w:rPr>
+        <w:lastRenderedPageBreak/>
+        <w:t>1. Рыцарь-идальго — дон Родриго де Авила</w:t>
+      </w:r>
+    </w:p>
+    <w:p>
+      <w:r>
+        <w:rPr>
+          <w:b/>
+          <w:bCs/>
+        </w:rPr>
+        <w:t>Значение:</w:t>
+      </w:r>
+      <w:r>
+        <w:t> </w:t>
+      </w:r>
+      <w:r>
+        <w:rPr>
+          <w:i/>
+          <w:iCs/>
+        </w:rPr>
+        <w:t>Родриго</w:t>
+      </w:r>
+      <w:r>
+        <w:t> — «славный властитель», древнее вестготское имя. </w:t>
+      </w:r>
+      <w:r>
+        <w:rPr>
+          <w:i/>
+          <w:iCs/>
+        </w:rPr>
+        <w:t>Авила</w:t>
+      </w:r>
+      <w:r>
+        <w:t> — город кастильской знати, родина святой Терезы и рыцарей-мистиков.</w:t>
+      </w:r>
+    </w:p>
+    <w:p>
+      <w:r>
+        <w:rPr>
+          <w:b/>
+          <w:bCs/>
+        </w:rPr>
+        <w:t>Характер:</w:t>
+      </w:r>
+      <w:r>
+        <w:t> старый идальго, закалённый в пограничных стычках с маврами (которых в этом мире почти нет, но традиция осталась). Носит старый, но ухоженный доспех. Говорит мало, рублеными фразами. Верность — не слову, а крови и земле. Для него король — не политик, а сюзерен, которому присягали предки. Человечность для него — это честь: не убить безоружного, защитить слабого, даже если приказ велит иное.</w:t>
+      </w:r>
+    </w:p>
+    <w:p>
+      <w:r>
+        <w:rPr>
+          <w:b/>
+          <w:bCs/>
+        </w:rPr>
+        <w:t>Ключевая черта:</w:t>
+      </w:r>
+      <w:r>
+        <w:t> Честь дороже приказа.</w:t>
+      </w:r>
+    </w:p>
+    <w:p>
+      <w:r>
+        <w:pict w14:anchorId="75A33622">
+          <v:rect id="_x0000_i1054" style="width:0;height:.75pt" o:hralign="center" o:hrstd="t" o:hr="t" fillcolor="#a0a0a0" stroked="f"/>
+        </w:pict>
+      </w:r>
+    </w:p>
+    <w:p>
+      <w:pPr>
+        <w:rPr>
+          <w:b/>
+          <w:bCs/>
+        </w:rPr>
+      </w:pPr>
+      <w:r>
+        <w:rPr>
+          <w:b/>
+          <w:bCs/>
+        </w:rPr>
+        <w:t>2. Монах (типа брата Тука) — брат Игнасио де Бургос</w:t>
+      </w:r>
+    </w:p>
+    <w:p>
+      <w:r>
+        <w:rPr>
+          <w:b/>
+          <w:bCs/>
+        </w:rPr>
+        <w:t>Значение:</w:t>
+      </w:r>
+      <w:r>
+        <w:t> </w:t>
+      </w:r>
+      <w:r>
+        <w:rPr>
+          <w:i/>
+          <w:iCs/>
+        </w:rPr>
+        <w:t>Игнасио</w:t>
+      </w:r>
+      <w:r>
+        <w:t> — от лат. </w:t>
+      </w:r>
+      <w:proofErr w:type="spellStart"/>
+      <w:r>
+        <w:rPr>
+          <w:i/>
+          <w:iCs/>
+        </w:rPr>
+        <w:t>ignis</w:t>
+      </w:r>
+      <w:proofErr w:type="spellEnd"/>
+      <w:r>
+        <w:t> (огонь), имя основателя ордена иезуитов (хоть тот и баск, имя испанское). </w:t>
+      </w:r>
+      <w:r>
+        <w:rPr>
+          <w:i/>
+          <w:iCs/>
+        </w:rPr>
+        <w:t>Бургос</w:t>
+      </w:r>
+      <w:r>
+        <w:t> — город старой Кастилии, центр вина и хлеба.</w:t>
+      </w:r>
+    </w:p>
+    <w:p>
+      <w:r>
+        <w:rPr>
+          <w:b/>
+          <w:bCs/>
+        </w:rPr>
+        <w:t>Характер:</w:t>
+      </w:r>
+      <w:r>
+        <w:t> бывший послушник, который не стал священником, а остался «мирским братом» — келарем, завхозом, а может, и виноделом. Здоровенный, с кружкой в одной руке и посохом в другой. Грубоват, но не зол. Веру носит не в латыни, а в делах: накормить голодного, приютить странника. Для него человечность — это простота и милосердие. Он не разбирается в заговорах, но чует фальшь.</w:t>
+      </w:r>
+    </w:p>
+    <w:p>
+      <w:r>
+        <w:rPr>
+          <w:b/>
+          <w:bCs/>
+        </w:rPr>
+        <w:t>Ключевая черта:</w:t>
+      </w:r>
+      <w:r>
+        <w:t> Доброта и сила, идущие не от ума, а от сердца.</w:t>
+      </w:r>
+    </w:p>
+    <w:p>
+      <w:r>
+        <w:pict w14:anchorId="1160B5F5">
+          <v:rect id="_x0000_i1055" style="width:0;height:.75pt" o:hralign="center" o:hrstd="t" o:hr="t" fillcolor="#a0a0a0" stroked="f"/>
+        </w:pict>
+      </w:r>
+    </w:p>
+    <w:p>
+      <w:pPr>
+        <w:rPr>
+          <w:b/>
+          <w:bCs/>
+        </w:rPr>
+      </w:pPr>
+      <w:r>
+        <w:rPr>
+          <w:b/>
+          <w:bCs/>
+        </w:rPr>
+        <w:t>3. Женщина-аббатиса — донья </w:t>
+      </w:r>
+      <w:proofErr w:type="spellStart"/>
+      <w:r>
+        <w:rPr>
+          <w:b/>
+          <w:bCs/>
+        </w:rPr>
+        <w:t>Химена</w:t>
+      </w:r>
+      <w:proofErr w:type="spellEnd"/>
+      <w:r>
+        <w:rPr>
+          <w:b/>
+          <w:bCs/>
+        </w:rPr>
+        <w:t xml:space="preserve"> де Леон</w:t>
+      </w:r>
+    </w:p>
+    <w:p>
+      <w:r>
+        <w:rPr>
+          <w:b/>
+          <w:bCs/>
+        </w:rPr>
+        <w:t>Значение:</w:t>
+      </w:r>
+      <w:r>
+        <w:t> </w:t>
+      </w:r>
+      <w:proofErr w:type="spellStart"/>
+      <w:r>
+        <w:rPr>
+          <w:i/>
+          <w:iCs/>
+        </w:rPr>
+        <w:t>Химена</w:t>
+      </w:r>
+      <w:proofErr w:type="spellEnd"/>
+      <w:r>
+        <w:t xml:space="preserve"> (или </w:t>
+      </w:r>
+      <w:proofErr w:type="spellStart"/>
+      <w:r>
+        <w:t>Химена</w:t>
+      </w:r>
+      <w:proofErr w:type="spellEnd"/>
+      <w:r>
+        <w:t>) — женская форма от </w:t>
+      </w:r>
+      <w:proofErr w:type="spellStart"/>
+      <w:r>
+        <w:rPr>
+          <w:i/>
+          <w:iCs/>
+        </w:rPr>
+        <w:t>Химено</w:t>
+      </w:r>
+      <w:proofErr w:type="spellEnd"/>
+      <w:r>
+        <w:t>, древнее кастильское имя, которое носили графы и короли. </w:t>
+      </w:r>
+      <w:r>
+        <w:rPr>
+          <w:i/>
+          <w:iCs/>
+        </w:rPr>
+        <w:t>Леон</w:t>
+      </w:r>
+      <w:r>
+        <w:t> — королевство, колыбель парламентской традиции (Кортесы).</w:t>
+      </w:r>
+    </w:p>
+    <w:p>
+      <w:r>
+        <w:rPr>
+          <w:b/>
+          <w:bCs/>
+        </w:rPr>
+        <w:t>Характер:</w:t>
+      </w:r>
+      <w:r>
+        <w:t> Аббатиса богатого монастыря. Кожа бледная, одежда чёрная и безупречная. Люди для неё — материал, но не из жестокости, а из холодной веры: «Цель важнее». Она манипулирует, но не для себя — для дела. Именно она могла договориться с архиепископом Григорием, не заплатив ни монеты (послав к нему нужную женщину). Для неё человечность — это управление собой и другими. Она не позволит себе слабость — но может позволить её другим, чтобы потом использовать.</w:t>
+      </w:r>
+    </w:p>
+    <w:p>
+      <w:r>
+        <w:rPr>
+          <w:b/>
+          <w:bCs/>
+        </w:rPr>
+        <w:t>Ключевая черта:</w:t>
+      </w:r>
+      <w:r>
+        <w:t> Холодный ум, прикрытый рясой.</w:t>
+      </w:r>
+    </w:p>
+    <w:p>
+      <w:r>
+        <w:pict w14:anchorId="4631385E">
+          <v:rect id="_x0000_i1056" style="width:0;height:.75pt" o:hralign="center" o:hrstd="t" o:hr="t" fillcolor="#a0a0a0" stroked="f"/>
+        </w:pict>
+      </w:r>
+    </w:p>
+    <w:p>
+      <w:pPr>
+        <w:rPr>
+          <w:b/>
+          <w:bCs/>
+        </w:rPr>
+      </w:pPr>
+      <w:r>
+        <w:rPr>
+          <w:b/>
+          <w:bCs/>
+        </w:rPr>
+        <w:t>Таблица персонажей</w:t>
+      </w:r>
+    </w:p>
+    <w:tbl>
+      <w:tblPr>
+        <w:tblW w:w="0" w:type="auto"/>
+        <w:tblBorders>
+          <w:top w:val="single" w:sz="4" w:space="0" w:color="auto"/>
+          <w:left w:val="single" w:sz="4" w:space="0" w:color="auto"/>
+          <w:bottom w:val="single" w:sz="4" w:space="0" w:color="auto"/>
+          <w:right w:val="single" w:sz="4" w:space="0" w:color="auto"/>
+          <w:insideH w:val="single" w:sz="4" w:space="0" w:color="auto"/>
+          <w:insideV w:val="single" w:sz="4" w:space="0" w:color="auto"/>
+        </w:tblBorders>
+        <w:tblCellMar>
+          <w:top w:w="15" w:type="dxa"/>
+          <w:left w:w="15" w:type="dxa"/>
+          <w:bottom w:w="15" w:type="dxa"/>
+          <w:right w:w="15" w:type="dxa"/>
+        </w:tblCellMar>
+        <w:tblLook w:val="04A0" w:firstRow="1" w:lastRow="0" w:firstColumn="1" w:lastColumn="0" w:noHBand="0" w:noVBand="1"/>
+      </w:tblPr>
+      <w:tblGrid>
+        <w:gridCol w:w="1259"/>
+        <w:gridCol w:w="2454"/>
+        <w:gridCol w:w="3065"/>
+        <w:gridCol w:w="2567"/>
+      </w:tblGrid>
+      <w:tr>
+        <w:trPr>
+          <w:tblHeader/>
+        </w:trPr>
+        <w:tc>
+          <w:tcPr>
+            <w:tcW w:w="0" w:type="auto"/>
+            <w:tcMar>
+              <w:top w:w="150" w:type="dxa"/>
+              <w:left w:w="0" w:type="dxa"/>
+              <w:bottom w:w="150" w:type="dxa"/>
+              <w:right w:w="240" w:type="dxa"/>
+            </w:tcMar>
+            <w:vAlign w:val="center"/>
+            <w:hideMark/>
+          </w:tcPr>
+          <w:p>
+            <w:r>
+              <w:lastRenderedPageBreak/>
+              <w:t>Класс</w:t>
+            </w:r>
+          </w:p>
+        </w:tc>
+        <w:tc>
+          <w:tcPr>
+            <w:tcW w:w="0" w:type="auto"/>
+            <w:tcMar>
+              <w:top w:w="150" w:type="dxa"/>
+              <w:left w:w="240" w:type="dxa"/>
+              <w:bottom w:w="150" w:type="dxa"/>
+              <w:right w:w="240" w:type="dxa"/>
+            </w:tcMar>
+            <w:vAlign w:val="center"/>
+            <w:hideMark/>
+          </w:tcPr>
+          <w:p>
+            <w:r>
+              <w:t>Имя</w:t>
+            </w:r>
+          </w:p>
+        </w:tc>
+        <w:tc>
+          <w:tcPr>
+            <w:tcW w:w="0" w:type="auto"/>
+            <w:tcMar>
+              <w:top w:w="150" w:type="dxa"/>
+              <w:left w:w="240" w:type="dxa"/>
+              <w:bottom w:w="150" w:type="dxa"/>
+              <w:right w:w="240" w:type="dxa"/>
+            </w:tcMar>
+            <w:vAlign w:val="center"/>
+            <w:hideMark/>
+          </w:tcPr>
+          <w:p>
+            <w:r>
+              <w:t>Происхождение имени</w:t>
+            </w:r>
+          </w:p>
+        </w:tc>
+        <w:tc>
+          <w:tcPr>
+            <w:tcW w:w="0" w:type="auto"/>
+            <w:tcMar>
+              <w:top w:w="150" w:type="dxa"/>
+              <w:left w:w="240" w:type="dxa"/>
+              <w:bottom w:w="150" w:type="dxa"/>
+              <w:right w:w="240" w:type="dxa"/>
+            </w:tcMar>
+            <w:vAlign w:val="center"/>
+            <w:hideMark/>
+          </w:tcPr>
+          <w:p>
+            <w:r>
+              <w:t>Ключевая черта</w:t>
+            </w:r>
+          </w:p>
+        </w:tc>
+      </w:tr>
+      <w:tr>
+        <w:tc>
+          <w:tcPr>
+            <w:tcW w:w="0" w:type="auto"/>
+            <w:tcMar>
+              <w:top w:w="150" w:type="dxa"/>
+              <w:left w:w="0" w:type="dxa"/>
+              <w:bottom w:w="150" w:type="dxa"/>
+              <w:right w:w="240" w:type="dxa"/>
+            </w:tcMar>
+            <w:vAlign w:val="center"/>
+            <w:hideMark/>
+          </w:tcPr>
+          <w:p>
+            <w:r>
+              <w:t>Идальго</w:t>
+            </w:r>
+          </w:p>
+        </w:tc>
+        <w:tc>
+          <w:tcPr>
+            <w:tcW w:w="0" w:type="auto"/>
+            <w:tcMar>
+              <w:top w:w="150" w:type="dxa"/>
+              <w:left w:w="240" w:type="dxa"/>
+              <w:bottom w:w="150" w:type="dxa"/>
+              <w:right w:w="240" w:type="dxa"/>
+            </w:tcMar>
+            <w:vAlign w:val="center"/>
+            <w:hideMark/>
+          </w:tcPr>
+          <w:p>
+            <w:r>
+              <w:t>дон </w:t>
+            </w:r>
+            <w:r>
+              <w:rPr>
+                <w:b/>
+                <w:bCs/>
+              </w:rPr>
+              <w:t>Родриго де Авила</w:t>
+            </w:r>
+          </w:p>
+        </w:tc>
+        <w:tc>
+          <w:tcPr>
+            <w:tcW w:w="0" w:type="auto"/>
+            <w:tcMar>
+              <w:top w:w="150" w:type="dxa"/>
+              <w:left w:w="240" w:type="dxa"/>
+              <w:bottom w:w="150" w:type="dxa"/>
+              <w:right w:w="240" w:type="dxa"/>
+            </w:tcMar>
+            <w:vAlign w:val="center"/>
+            <w:hideMark/>
+          </w:tcPr>
+          <w:p>
+            <w:r>
+              <w:t>вестготское + кастильский город</w:t>
+            </w:r>
+          </w:p>
+        </w:tc>
+        <w:tc>
+          <w:tcPr>
+            <w:tcW w:w="0" w:type="auto"/>
+            <w:tcMar>
+              <w:top w:w="150" w:type="dxa"/>
+              <w:left w:w="240" w:type="dxa"/>
+              <w:bottom w:w="150" w:type="dxa"/>
+              <w:right w:w="0" w:type="dxa"/>
+            </w:tcMar>
+            <w:vAlign w:val="center"/>
+            <w:hideMark/>
+          </w:tcPr>
+          <w:p>
+            <w:r>
+              <w:t>Честь дороже приказа</w:t>
+            </w:r>
+          </w:p>
+        </w:tc>
+      </w:tr>
+      <w:tr>
+        <w:tc>
+          <w:tcPr>
+            <w:tcW w:w="0" w:type="auto"/>
+            <w:tcMar>
+              <w:top w:w="150" w:type="dxa"/>
+              <w:left w:w="0" w:type="dxa"/>
+              <w:bottom w:w="150" w:type="dxa"/>
+              <w:right w:w="240" w:type="dxa"/>
+            </w:tcMar>
+            <w:vAlign w:val="center"/>
+            <w:hideMark/>
+          </w:tcPr>
+          <w:p>
+            <w:r>
+              <w:t>Монах</w:t>
+            </w:r>
+          </w:p>
+        </w:tc>
+        <w:tc>
+          <w:tcPr>
+            <w:tcW w:w="0" w:type="auto"/>
+            <w:tcMar>
+              <w:top w:w="150" w:type="dxa"/>
+              <w:left w:w="240" w:type="dxa"/>
+              <w:bottom w:w="150" w:type="dxa"/>
+              <w:right w:w="240" w:type="dxa"/>
+            </w:tcMar>
+            <w:vAlign w:val="center"/>
+            <w:hideMark/>
+          </w:tcPr>
+          <w:p>
+            <w:r>
+              <w:t>брат </w:t>
+            </w:r>
+            <w:r>
+              <w:rPr>
+                <w:b/>
+                <w:bCs/>
+              </w:rPr>
+              <w:t>Игнасио де Бургос</w:t>
+            </w:r>
+          </w:p>
+        </w:tc>
+        <w:tc>
+          <w:tcPr>
+            <w:tcW w:w="0" w:type="auto"/>
+            <w:tcMar>
+              <w:top w:w="150" w:type="dxa"/>
+              <w:left w:w="240" w:type="dxa"/>
+              <w:bottom w:w="150" w:type="dxa"/>
+              <w:right w:w="240" w:type="dxa"/>
+            </w:tcMar>
+            <w:vAlign w:val="center"/>
+            <w:hideMark/>
+          </w:tcPr>
+          <w:p>
+            <w:r>
+              <w:t>лат. "огонь" + старый город</w:t>
+            </w:r>
+          </w:p>
+        </w:tc>
+        <w:tc>
+          <w:tcPr>
+            <w:tcW w:w="0" w:type="auto"/>
+            <w:tcMar>
+              <w:top w:w="150" w:type="dxa"/>
+              <w:left w:w="240" w:type="dxa"/>
+              <w:bottom w:w="150" w:type="dxa"/>
+              <w:right w:w="0" w:type="dxa"/>
+            </w:tcMar>
+            <w:vAlign w:val="center"/>
+            <w:hideMark/>
+          </w:tcPr>
+          <w:p>
+            <w:r>
+              <w:t>Сердце сильнее ума</w:t>
+            </w:r>
+          </w:p>
+        </w:tc>
+      </w:tr>
+      <w:tr>
+        <w:tc>
+          <w:tcPr>
+            <w:tcW w:w="0" w:type="auto"/>
+            <w:tcMar>
+              <w:top w:w="150" w:type="dxa"/>
+              <w:left w:w="0" w:type="dxa"/>
+              <w:bottom w:w="150" w:type="dxa"/>
+              <w:right w:w="240" w:type="dxa"/>
+            </w:tcMar>
+            <w:vAlign w:val="center"/>
+            <w:hideMark/>
+          </w:tcPr>
+          <w:p>
+            <w:r>
+              <w:t>Аббатиса</w:t>
+            </w:r>
+          </w:p>
+        </w:tc>
+        <w:tc>
+          <w:tcPr>
+            <w:tcW w:w="0" w:type="auto"/>
+            <w:tcMar>
+              <w:top w:w="150" w:type="dxa"/>
+              <w:left w:w="240" w:type="dxa"/>
+              <w:bottom w:w="150" w:type="dxa"/>
+              <w:right w:w="240" w:type="dxa"/>
+            </w:tcMar>
+            <w:vAlign w:val="center"/>
+            <w:hideMark/>
+          </w:tcPr>
+          <w:p>
+            <w:r>
+              <w:t>донья </w:t>
+            </w:r>
+            <w:proofErr w:type="spellStart"/>
+            <w:r>
+              <w:rPr>
+                <w:b/>
+                <w:bCs/>
+              </w:rPr>
+              <w:t>Химена</w:t>
+            </w:r>
+            <w:proofErr w:type="spellEnd"/>
+            <w:r>
+              <w:rPr>
+                <w:b/>
+                <w:bCs/>
+              </w:rPr>
+              <w:t xml:space="preserve"> де Леон</w:t>
+            </w:r>
+          </w:p>
+        </w:tc>
+        <w:tc>
+          <w:tcPr>
+            <w:tcW w:w="0" w:type="auto"/>
+            <w:tcMar>
+              <w:top w:w="150" w:type="dxa"/>
+              <w:left w:w="240" w:type="dxa"/>
+              <w:bottom w:w="150" w:type="dxa"/>
+              <w:right w:w="240" w:type="dxa"/>
+            </w:tcMar>
+            <w:vAlign w:val="center"/>
+            <w:hideMark/>
+          </w:tcPr>
+          <w:p>
+            <w:r>
+              <w:t>древнее кастильское + королевство</w:t>
+            </w:r>
+          </w:p>
+        </w:tc>
+        <w:tc>
+          <w:tcPr>
+            <w:tcW w:w="0" w:type="auto"/>
+            <w:tcMar>
+              <w:top w:w="150" w:type="dxa"/>
+              <w:left w:w="240" w:type="dxa"/>
+              <w:bottom w:w="150" w:type="dxa"/>
+              <w:right w:w="0" w:type="dxa"/>
+            </w:tcMar>
+            <w:vAlign w:val="center"/>
+            <w:hideMark/>
+          </w:tcPr>
+          <w:p>
+            <w:r>
+              <w:t>Цель оправдывает хладнокровие</w:t>
+            </w:r>
+          </w:p>
+        </w:tc>
+      </w:tr>
+    </w:tbl>
+    <w:p>
+      <w:r>
+        <w:pict w14:anchorId="694C491C">
+          <v:rect id="_x0000_i1057" style="width:0;height:.75pt" o:hralign="center" o:hrstd="t" o:hr="t" fillcolor="#a0a0a0" stroked="f"/>
+        </w:pict>
+      </w:r>
+    </w:p>
+    <w:p>
+      <w:r>
+        <w:t>Если хотите, могу ещё добавить </w:t>
+      </w:r>
+      <w:r>
+        <w:rPr>
+          <w:b/>
+          <w:bCs/>
+        </w:rPr>
+        <w:t>прозвища</w:t>
+      </w:r>
+      <w:r>
+        <w:t> для каждого (например, «Старый Волк», «Толстяк с посохом», «Железная донья») или подобрать </w:t>
+      </w:r>
+      <w:r>
+        <w:rPr>
+          <w:b/>
+          <w:bCs/>
+        </w:rPr>
+        <w:t>варианты имён</w:t>
+      </w:r>
+      <w:r>
+        <w:t> для второго и третьего, если эти кажутся не идеальными.</w:t>
+      </w:r>
+    </w:p>
     <w:p/>
-    <w:p/>
-    <w:p/>
-    <w:p/>
-    <w:p>
-      <w:proofErr w:type="spellStart"/>
-      <w:r>
-        <w:rPr>
-          <w:b/>
-          <w:bCs/>
-        </w:rPr>
-        <w:t>Esperanza</w:t>
-      </w:r>
-      <w:proofErr w:type="spellEnd"/>
-      <w:r>
-        <w:rPr>
-          <w:b/>
-          <w:bCs/>
-        </w:rPr>
-        <w:t xml:space="preserve"> (Эсперанса)</w:t>
-      </w:r>
-      <w:r>
-        <w:rPr>
-          <w:b/>
-          <w:bCs/>
-        </w:rPr>
-        <w:t xml:space="preserve"> </w:t>
-      </w:r>
-      <w:r>
-        <w:t>женское, Надежда</w:t>
-      </w:r>
-    </w:p>
     <w:p/>
     <w:sectPr>
       <w:pgSz w:w="11906" w:h="16838"/>
